--- a/src/templates/contracts/koopovereenkomst-woning.docx
+++ b/src/templates/contracts/koopovereenkomst-woning.docx
@@ -2876,7 +2876,7 @@
         <w:jc w:val="both"/>
       </w:pPr>
       <w:r>
-        <w:t>- kadastraal bekend gemeente {</w:t>
+        <w:t>- {</w:t>
       </w:r>
       <w:proofErr w:type="spellStart"/>
       <w:r>
